--- a/midprogressreport.docx
+++ b/midprogressreport.docx
@@ -39,12 +39,6 @@
         <w:gridCol w:w="3360"/>
       </w:tblGrid>
       <w:tr>
-        <w:tblPrEx>
-          <w:tblCellMar>
-            <w:top w:w="0" w:type="dxa"/>
-            <w:bottom w:w="0" w:type="dxa"/>
-          </w:tblCellMar>
-        </w:tblPrEx>
         <w:trPr>
           <w:jc w:val="center"/>
         </w:trPr>
@@ -275,38 +269,20 @@
           <w:sz w:val="18"/>
           <w:szCs w:val="18"/>
         </w:rPr>
-        <w:t xml:space="preserve">We predict </w:t>
-      </w:r>
-      <w:r>
+        <w:t xml:space="preserve">We predict the presence of heart disease from 13 clinical and demographic attributes of 270 patients. At the midpoint of the project, preprocessing, exploratory analysis, and initial training and evaluation of all six models are complete. Logistic Regression currently achieves the strongest test-set performance with 88.9% accuracy and 0.918 ROC-AUC. Remaining work shall include cross-validated eval, hyperparameter tuning on the basic baselines, feature selection and interpretability analysis. </w:t>
+      </w:r>
+    </w:p>
+    <w:p>
+      <w:pPr>
+        <w:spacing w:after="120"/>
+        <w:ind w:firstLine="720"/>
+        <w:jc w:val="both"/>
         <w:rPr>
           <w:b/>
           <w:bCs/>
           <w:sz w:val="18"/>
           <w:szCs w:val="18"/>
         </w:rPr>
-        <w:t xml:space="preserve">the presence of heart disease from 13 clinical and demographic attributes of 270 patients. At the midpoint of the project, preprocessing, exploratory analysis, and initial training and evaluation of all six models are complete. </w:t>
-      </w:r>
-      <w:r>
-        <w:rPr>
-          <w:b/>
-          <w:bCs/>
-          <w:sz w:val="18"/>
-          <w:szCs w:val="18"/>
-        </w:rPr>
-        <w:t xml:space="preserve">Logistic Regression currently achieves the strongest test-set performance with 88.9% accuracy and 0.918 ROC-AUC. Remaining work shall include cross-validated eval, hyperparameter tuning on the basic baselines, feature selection and interpretability analysis. </w:t>
-      </w:r>
-    </w:p>
-    <w:p>
-      <w:pPr>
-        <w:spacing w:after="120"/>
-        <w:ind w:firstLine="720"/>
-        <w:jc w:val="both"/>
-        <w:rPr>
-          <w:b/>
-          <w:bCs/>
-          <w:sz w:val="18"/>
-          <w:szCs w:val="18"/>
-        </w:rPr>
       </w:pPr>
       <w:r>
         <w:rPr>
@@ -379,6 +355,69 @@
       <w:proofErr w:type="gramEnd"/>
       <w:r>
         <w:t xml:space="preserve"> heart disease, so the classes are approximately balanced. Validation found no missing values and no duplicate records.</w:t>
+      </w:r>
+    </w:p>
+    <w:p>
+      <w:pPr>
+        <w:ind w:firstLine="288"/>
+        <w:jc w:val="both"/>
+      </w:pPr>
+      <w:r>
+        <w:drawing>
+          <wp:inline distT="0" distB="0" distL="0" distR="0" wp14:anchorId="190107A3" wp14:editId="6B45DECE">
+            <wp:extent cx="2971800" cy="942975"/>
+            <wp:effectExtent l="0" t="0" r="0" b="9525"/>
+            <wp:docPr id="1412850851" name="Picture 1"/>
+            <wp:cNvGraphicFramePr>
+              <a:graphicFrameLocks xmlns:a="http://schemas.openxmlformats.org/drawingml/2006/main" noChangeAspect="1"/>
+            </wp:cNvGraphicFramePr>
+            <a:graphic xmlns:a="http://schemas.openxmlformats.org/drawingml/2006/main">
+              <a:graphicData uri="http://schemas.openxmlformats.org/drawingml/2006/picture">
+                <pic:pic xmlns:pic="http://schemas.openxmlformats.org/drawingml/2006/picture">
+                  <pic:nvPicPr>
+                    <pic:cNvPr id="1412850851" name=""/>
+                    <pic:cNvPicPr/>
+                  </pic:nvPicPr>
+                  <pic:blipFill>
+                    <a:blip r:embed="rId5"/>
+                    <a:stretch>
+                      <a:fillRect/>
+                    </a:stretch>
+                  </pic:blipFill>
+                  <pic:spPr>
+                    <a:xfrm>
+                      <a:off x="0" y="0"/>
+                      <a:ext cx="2971800" cy="942975"/>
+                    </a:xfrm>
+                    <a:prstGeom prst="rect">
+                      <a:avLst/>
+                    </a:prstGeom>
+                  </pic:spPr>
+                </pic:pic>
+              </a:graphicData>
+            </a:graphic>
+          </wp:inline>
+        </w:drawing>
+      </w:r>
+    </w:p>
+    <w:p>
+      <w:pPr>
+        <w:ind w:firstLine="288"/>
+        <w:jc w:val="both"/>
+      </w:pPr>
+      <w:r>
+        <w:rPr>
+          <w:sz w:val="18"/>
+          <w:szCs w:val="18"/>
+        </w:rPr>
+        <w:t>Fig</w:t>
+      </w:r>
+      <w:r>
+        <w:rPr>
+          <w:sz w:val="18"/>
+          <w:szCs w:val="18"/>
+        </w:rPr>
+        <w:t xml:space="preserve"> 1. Dataset exploration</w:t>
       </w:r>
     </w:p>
     <w:p>
@@ -393,6 +432,9 @@
         <w:jc w:val="center"/>
       </w:pPr>
       <w:r>
+        <w:rPr>
+          <w:noProof/>
+        </w:rPr>
         <w:drawing>
           <wp:inline distT="0" distB="0" distL="0" distR="0" wp14:anchorId="1EF6F9A8" wp14:editId="7494EA8A">
             <wp:extent cx="2897945" cy="2170982"/>
@@ -409,7 +451,7 @@
                     <pic:cNvPicPr/>
                   </pic:nvPicPr>
                   <pic:blipFill>
-                    <a:blip r:embed="rId5"/>
+                    <a:blip r:embed="rId6"/>
                     <a:stretch>
                       <a:fillRect/>
                     </a:stretch>
@@ -440,7 +482,21 @@
           <w:sz w:val="18"/>
           <w:szCs w:val="18"/>
         </w:rPr>
-        <w:t>Fig. 1.  Feature correlation matrix. Thallium result, chest pain type, number of fluoroscopy vessels, maximum heart rate, and exercise-induced angina correlate most strongly with the target.</w:t>
+        <w:t xml:space="preserve">Fig. </w:t>
+      </w:r>
+      <w:r>
+        <w:rPr>
+          <w:sz w:val="18"/>
+          <w:szCs w:val="18"/>
+        </w:rPr>
+        <w:t>2</w:t>
+      </w:r>
+      <w:r>
+        <w:rPr>
+          <w:sz w:val="18"/>
+          <w:szCs w:val="18"/>
+        </w:rPr>
+        <w:t>.  Feature correlation matrix. Thallium result, chest pain type, number of fluoroscopy vessels, maximum heart rate, and exercise-induced angina correlate most strongly with the target.</w:t>
       </w:r>
     </w:p>
     <w:p>
@@ -498,11 +554,114 @@
         <w:ind w:firstLine="288"/>
         <w:jc w:val="both"/>
       </w:pPr>
-      <w:r>
-        <w:t xml:space="preserve">These </w:t>
-      </w:r>
-      <w:r>
-        <w:t xml:space="preserve">were one-hot encoded with the first level </w:t>
+    </w:p>
+    <w:p>
+      <w:pPr>
+        <w:ind w:firstLine="288"/>
+        <w:jc w:val="both"/>
+        <w:rPr>
+          <w:sz w:val="18"/>
+          <w:szCs w:val="18"/>
+        </w:rPr>
+      </w:pPr>
+      <w:r>
+        <w:drawing>
+          <wp:inline distT="0" distB="0" distL="0" distR="0" wp14:anchorId="02A03492" wp14:editId="2571F6C7">
+            <wp:extent cx="2971800" cy="1056005"/>
+            <wp:effectExtent l="0" t="0" r="0" b="0"/>
+            <wp:docPr id="631021384" name="Picture 1"/>
+            <wp:cNvGraphicFramePr>
+              <a:graphicFrameLocks xmlns:a="http://schemas.openxmlformats.org/drawingml/2006/main" noChangeAspect="1"/>
+            </wp:cNvGraphicFramePr>
+            <a:graphic xmlns:a="http://schemas.openxmlformats.org/drawingml/2006/main">
+              <a:graphicData uri="http://schemas.openxmlformats.org/drawingml/2006/picture">
+                <pic:pic xmlns:pic="http://schemas.openxmlformats.org/drawingml/2006/picture">
+                  <pic:nvPicPr>
+                    <pic:cNvPr id="631021384" name=""/>
+                    <pic:cNvPicPr/>
+                  </pic:nvPicPr>
+                  <pic:blipFill>
+                    <a:blip r:embed="rId7"/>
+                    <a:stretch>
+                      <a:fillRect/>
+                    </a:stretch>
+                  </pic:blipFill>
+                  <pic:spPr>
+                    <a:xfrm>
+                      <a:off x="0" y="0"/>
+                      <a:ext cx="2971800" cy="1056005"/>
+                    </a:xfrm>
+                    <a:prstGeom prst="rect">
+                      <a:avLst/>
+                    </a:prstGeom>
+                  </pic:spPr>
+                </pic:pic>
+              </a:graphicData>
+            </a:graphic>
+          </wp:inline>
+        </w:drawing>
+      </w:r>
+      <w:r>
+        <w:br/>
+      </w:r>
+      <w:r>
+        <w:rPr>
+          <w:sz w:val="18"/>
+          <w:szCs w:val="18"/>
+        </w:rPr>
+        <w:t xml:space="preserve">Fig. </w:t>
+      </w:r>
+      <w:proofErr w:type="gramStart"/>
+      <w:r>
+        <w:rPr>
+          <w:sz w:val="18"/>
+          <w:szCs w:val="18"/>
+        </w:rPr>
+        <w:t xml:space="preserve">3 </w:t>
+      </w:r>
+      <w:r>
+        <w:rPr>
+          <w:sz w:val="18"/>
+          <w:szCs w:val="18"/>
+        </w:rPr>
+        <w:t>.</w:t>
+      </w:r>
+      <w:proofErr w:type="gramEnd"/>
+      <w:r>
+        <w:rPr>
+          <w:sz w:val="18"/>
+          <w:szCs w:val="18"/>
+        </w:rPr>
+        <w:t xml:space="preserve">  </w:t>
+      </w:r>
+      <w:r>
+        <w:rPr>
+          <w:sz w:val="18"/>
+          <w:szCs w:val="18"/>
+        </w:rPr>
+        <w:t xml:space="preserve">One Hot Encoding of Categorical Features. </w:t>
+      </w:r>
+      <w:r>
+        <w:rPr>
+          <w:sz w:val="18"/>
+          <w:szCs w:val="18"/>
+        </w:rPr>
+        <w:t>k-1 encoding of 3 nominal features 3 + 2 + 2 = 7 additional columns; 14 + 7 - 3 = 18 columns after encoding</w:t>
+      </w:r>
+    </w:p>
+    <w:p>
+      <w:pPr>
+        <w:ind w:firstLine="288"/>
+        <w:jc w:val="both"/>
+      </w:pPr>
+    </w:p>
+    <w:p>
+      <w:pPr>
+        <w:ind w:firstLine="288"/>
+        <w:jc w:val="both"/>
+      </w:pPr>
+      <w:r>
+        <w:t xml:space="preserve">These were one-hot encoded with the first level </w:t>
       </w:r>
       <w:proofErr w:type="gramStart"/>
       <w:r>
@@ -531,6 +690,7 @@
           <w:i/>
           <w:iCs/>
         </w:rPr>
+        <w:lastRenderedPageBreak/>
         <w:t>B. Models</w:t>
       </w:r>
     </w:p>
@@ -549,10 +709,22 @@
         <w:jc w:val="both"/>
       </w:pPr>
       <w:r>
+        <w:t>- Logistic Regression (L2)</w:t>
+      </w:r>
+    </w:p>
+    <w:p>
+      <w:pPr>
+        <w:ind w:firstLine="288"/>
+        <w:jc w:val="both"/>
+      </w:pPr>
+      <w:r>
+        <w:t xml:space="preserve"> </w:t>
+      </w:r>
+      <w:r>
         <w:t xml:space="preserve">- </w:t>
       </w:r>
       <w:r>
-        <w:t>Logistic Regression (L2)</w:t>
+        <w:t>SVM with RBF kernel</w:t>
       </w:r>
     </w:p>
     <w:p>
@@ -560,6 +732,46 @@
         <w:ind w:firstLine="288"/>
         <w:jc w:val="both"/>
       </w:pPr>
+      <w:proofErr w:type="gramStart"/>
+      <w:r>
+        <w:t>-  k</w:t>
+      </w:r>
+      <w:proofErr w:type="gramEnd"/>
+      <w:r>
+        <w:t>-NN (k selected by 5-fold cross-validation on the training set; best k = 9)</w:t>
+      </w:r>
+    </w:p>
+    <w:p>
+      <w:pPr>
+        <w:ind w:firstLine="288"/>
+        <w:jc w:val="both"/>
+      </w:pPr>
+      <w:r>
+        <w:t>- Random Forest (300 trees)</w:t>
+      </w:r>
+    </w:p>
+    <w:p>
+      <w:pPr>
+        <w:ind w:firstLine="288"/>
+        <w:jc w:val="both"/>
+      </w:pPr>
+      <w:r>
+        <w:t xml:space="preserve">- </w:t>
+      </w:r>
+      <w:proofErr w:type="spellStart"/>
+      <w:r>
+        <w:t>XGBoost</w:t>
+      </w:r>
+      <w:proofErr w:type="spellEnd"/>
+      <w:r>
+        <w:t xml:space="preserve"> (300 trees, depth 3, learning rate 0.1)</w:t>
+      </w:r>
+    </w:p>
+    <w:p>
+      <w:pPr>
+        <w:ind w:firstLine="288"/>
+        <w:jc w:val="both"/>
+      </w:pPr>
       <w:r>
         <w:t xml:space="preserve"> </w:t>
       </w:r>
@@ -567,7 +779,23 @@
         <w:t xml:space="preserve">- </w:t>
       </w:r>
       <w:r>
-        <w:t>SVM with RBF kernel</w:t>
+        <w:t xml:space="preserve">Artificial Neural Network implemented as a multilayer </w:t>
+      </w:r>
+      <w:proofErr w:type="gramStart"/>
+      <w:r>
+        <w:t>perceptron</w:t>
+      </w:r>
+      <w:proofErr w:type="gramEnd"/>
+      <w:r>
+        <w:t xml:space="preserve"> with two hidden layers (32, 16) and </w:t>
+      </w:r>
+      <w:proofErr w:type="spellStart"/>
+      <w:r>
+        <w:t>ReLU</w:t>
+      </w:r>
+      <w:proofErr w:type="spellEnd"/>
+      <w:r>
+        <w:t xml:space="preserve"> activations. </w:t>
       </w:r>
     </w:p>
     <w:p>
@@ -575,16 +803,42 @@
         <w:ind w:firstLine="288"/>
         <w:jc w:val="both"/>
       </w:pPr>
-      <w:proofErr w:type="gramStart"/>
-      <w:r>
-        <w:t xml:space="preserve">- </w:t>
-      </w:r>
-      <w:r>
-        <w:t xml:space="preserve"> k</w:t>
-      </w:r>
-      <w:proofErr w:type="gramEnd"/>
-      <w:r>
-        <w:t>-NN (k selected by 5-fold cross-validation on the training set; best k = 9)</w:t>
+      <w:r>
+        <w:drawing>
+          <wp:inline distT="0" distB="0" distL="0" distR="0" wp14:anchorId="222FC52D" wp14:editId="27C01A0F">
+            <wp:extent cx="2971800" cy="1159510"/>
+            <wp:effectExtent l="0" t="0" r="0" b="2540"/>
+            <wp:docPr id="1425606498" name="Picture 1"/>
+            <wp:cNvGraphicFramePr>
+              <a:graphicFrameLocks xmlns:a="http://schemas.openxmlformats.org/drawingml/2006/main" noChangeAspect="1"/>
+            </wp:cNvGraphicFramePr>
+            <a:graphic xmlns:a="http://schemas.openxmlformats.org/drawingml/2006/main">
+              <a:graphicData uri="http://schemas.openxmlformats.org/drawingml/2006/picture">
+                <pic:pic xmlns:pic="http://schemas.openxmlformats.org/drawingml/2006/picture">
+                  <pic:nvPicPr>
+                    <pic:cNvPr id="1425606498" name=""/>
+                    <pic:cNvPicPr/>
+                  </pic:nvPicPr>
+                  <pic:blipFill>
+                    <a:blip r:embed="rId8"/>
+                    <a:stretch>
+                      <a:fillRect/>
+                    </a:stretch>
+                  </pic:blipFill>
+                  <pic:spPr>
+                    <a:xfrm>
+                      <a:off x="0" y="0"/>
+                      <a:ext cx="2971800" cy="1159510"/>
+                    </a:xfrm>
+                    <a:prstGeom prst="rect">
+                      <a:avLst/>
+                    </a:prstGeom>
+                  </pic:spPr>
+                </pic:pic>
+              </a:graphicData>
+            </a:graphic>
+          </wp:inline>
+        </w:drawing>
       </w:r>
     </w:p>
     <w:p>
@@ -593,10 +847,55 @@
         <w:jc w:val="both"/>
       </w:pPr>
       <w:r>
-        <w:t xml:space="preserve">- </w:t>
-      </w:r>
-      <w:r>
-        <w:t>Random Forest (300 trees)</w:t>
+        <w:rPr>
+          <w:sz w:val="18"/>
+          <w:szCs w:val="18"/>
+        </w:rPr>
+        <w:t>Fig.</w:t>
+      </w:r>
+      <w:r>
+        <w:rPr>
+          <w:sz w:val="18"/>
+          <w:szCs w:val="18"/>
+        </w:rPr>
+        <w:t xml:space="preserve"> 4</w:t>
+      </w:r>
+      <w:r>
+        <w:rPr>
+          <w:sz w:val="18"/>
+          <w:szCs w:val="18"/>
+        </w:rPr>
+        <w:t xml:space="preserve">. </w:t>
+      </w:r>
+      <w:r>
+        <w:rPr>
+          <w:sz w:val="18"/>
+          <w:szCs w:val="18"/>
+        </w:rPr>
+        <w:t xml:space="preserve">Artificial Neural Network implementation with activation set to </w:t>
+      </w:r>
+      <w:proofErr w:type="spellStart"/>
+      <w:r>
+        <w:rPr>
+          <w:sz w:val="18"/>
+          <w:szCs w:val="18"/>
+        </w:rPr>
+        <w:t>ReLU</w:t>
+      </w:r>
+      <w:proofErr w:type="spellEnd"/>
+      <w:r>
+        <w:rPr>
+          <w:sz w:val="18"/>
+          <w:szCs w:val="18"/>
+        </w:rPr>
+        <w:t>. Baseline params</w:t>
+      </w:r>
+      <w:r>
+        <w:rPr>
+          <w:sz w:val="18"/>
+          <w:szCs w:val="18"/>
+        </w:rPr>
+        <w:t xml:space="preserve"> </w:t>
       </w:r>
     </w:p>
     <w:p>
@@ -605,55 +904,6 @@
         <w:jc w:val="both"/>
       </w:pPr>
       <w:r>
-        <w:t xml:space="preserve">- </w:t>
-      </w:r>
-      <w:proofErr w:type="spellStart"/>
-      <w:r>
-        <w:t>XGBoost</w:t>
-      </w:r>
-      <w:proofErr w:type="spellEnd"/>
-      <w:r>
-        <w:t xml:space="preserve"> (300 trees, depth 3, learning rate 0.1)</w:t>
-      </w:r>
-    </w:p>
-    <w:p>
-      <w:pPr>
-        <w:ind w:firstLine="288"/>
-        <w:jc w:val="both"/>
-      </w:pPr>
-      <w:r>
-        <w:t xml:space="preserve"> </w:t>
-      </w:r>
-      <w:r>
-        <w:t xml:space="preserve">- </w:t>
-      </w:r>
-      <w:r>
-        <w:t xml:space="preserve">Artificial Neural Network implemented as a multilayer </w:t>
-      </w:r>
-      <w:proofErr w:type="gramStart"/>
-      <w:r>
-        <w:t>perceptron</w:t>
-      </w:r>
-      <w:proofErr w:type="gramEnd"/>
-      <w:r>
-        <w:t xml:space="preserve"> with two hidden layers (32, 16) and </w:t>
-      </w:r>
-      <w:proofErr w:type="spellStart"/>
-      <w:r>
-        <w:t>ReLU</w:t>
-      </w:r>
-      <w:proofErr w:type="spellEnd"/>
-      <w:r>
-        <w:t xml:space="preserve"> activations. </w:t>
-      </w:r>
-    </w:p>
-    <w:p>
-      <w:pPr>
-        <w:ind w:firstLine="288"/>
-        <w:jc w:val="both"/>
-      </w:pPr>
-      <w:r>
-        <w:lastRenderedPageBreak/>
         <w:t>All stochastic models use a fixed random seed for reproducibility.</w:t>
       </w:r>
     </w:p>
@@ -717,850 +967,68 @@
       <w:pPr>
         <w:spacing w:before="160" w:after="80"/>
         <w:jc w:val="center"/>
-      </w:pPr>
-      <w:r>
         <w:rPr>
           <w:smallCaps/>
           <w:sz w:val="18"/>
           <w:szCs w:val="18"/>
         </w:rPr>
-        <w:t>TABLE I.  Test-Set Performance of the Six Classifiers (n = 54)</w:t>
-      </w:r>
-    </w:p>
-    <w:tbl>
-      <w:tblPr>
-        <w:tblW w:w="4660" w:type="dxa"/>
+      </w:pPr>
+      <w:r>
+        <w:rPr>
+          <w:smallCaps/>
+          <w:sz w:val="18"/>
+          <w:szCs w:val="18"/>
+        </w:rPr>
+        <w:t xml:space="preserve">TABLE I.  Test-Set Performance of the Six Classifiers </w:t>
+      </w:r>
+    </w:p>
+    <w:p>
+      <w:pPr>
+        <w:spacing w:before="160" w:after="80"/>
         <w:jc w:val="center"/>
-        <w:tblBorders>
-          <w:top w:val="single" w:sz="6" w:space="0" w:color="000000"/>
-          <w:left w:val="none" w:sz="0" w:space="0" w:color="FFFFFF"/>
-          <w:bottom w:val="single" w:sz="6" w:space="0" w:color="000000"/>
-          <w:right w:val="none" w:sz="0" w:space="0" w:color="FFFFFF"/>
-          <w:insideH w:val="none" w:sz="0" w:space="0" w:color="FFFFFF"/>
-          <w:insideV w:val="none" w:sz="0" w:space="0" w:color="FFFFFF"/>
-        </w:tblBorders>
-        <w:tblCellMar>
-          <w:left w:w="10" w:type="dxa"/>
-          <w:right w:w="10" w:type="dxa"/>
-        </w:tblCellMar>
-        <w:tblLook w:val="0000" w:firstRow="0" w:lastRow="0" w:firstColumn="0" w:lastColumn="0" w:noHBand="0" w:noVBand="0"/>
-      </w:tblPr>
-      <w:tblGrid>
-        <w:gridCol w:w="1560"/>
-        <w:gridCol w:w="620"/>
-        <w:gridCol w:w="620"/>
-        <w:gridCol w:w="620"/>
-        <w:gridCol w:w="620"/>
-        <w:gridCol w:w="620"/>
-      </w:tblGrid>
-      <w:tr>
-        <w:tblPrEx>
-          <w:tblCellMar>
-            <w:top w:w="0" w:type="dxa"/>
-            <w:bottom w:w="0" w:type="dxa"/>
-          </w:tblCellMar>
-        </w:tblPrEx>
-        <w:trPr>
-          <w:jc w:val="center"/>
-        </w:trPr>
-        <w:tc>
-          <w:tcPr>
-            <w:tcW w:w="1560" w:type="dxa"/>
-            <w:tcBorders>
-              <w:bottom w:val="single" w:sz="6" w:space="0" w:color="000000"/>
-            </w:tcBorders>
-          </w:tcPr>
-          <w:p>
-            <w:r>
-              <w:rPr>
-                <w:b/>
-                <w:bCs/>
-                <w:sz w:val="18"/>
-                <w:szCs w:val="18"/>
-              </w:rPr>
-              <w:t>Model</w:t>
-            </w:r>
-          </w:p>
-        </w:tc>
-        <w:tc>
-          <w:tcPr>
-            <w:tcW w:w="620" w:type="dxa"/>
-            <w:tcBorders>
-              <w:bottom w:val="single" w:sz="6" w:space="0" w:color="000000"/>
-            </w:tcBorders>
-          </w:tcPr>
-          <w:p>
-            <w:pPr>
-              <w:jc w:val="center"/>
-            </w:pPr>
-            <w:r>
-              <w:rPr>
-                <w:b/>
-                <w:bCs/>
-                <w:sz w:val="18"/>
-                <w:szCs w:val="18"/>
-              </w:rPr>
-              <w:t>Acc.</w:t>
-            </w:r>
-          </w:p>
-        </w:tc>
-        <w:tc>
-          <w:tcPr>
-            <w:tcW w:w="620" w:type="dxa"/>
-            <w:tcBorders>
-              <w:bottom w:val="single" w:sz="6" w:space="0" w:color="000000"/>
-            </w:tcBorders>
-          </w:tcPr>
-          <w:p>
-            <w:pPr>
-              <w:jc w:val="center"/>
-            </w:pPr>
-            <w:r>
-              <w:rPr>
-                <w:b/>
-                <w:bCs/>
-                <w:sz w:val="18"/>
-                <w:szCs w:val="18"/>
-              </w:rPr>
-              <w:t>Prec.</w:t>
-            </w:r>
-          </w:p>
-        </w:tc>
-        <w:tc>
-          <w:tcPr>
-            <w:tcW w:w="620" w:type="dxa"/>
-            <w:tcBorders>
-              <w:bottom w:val="single" w:sz="6" w:space="0" w:color="000000"/>
-            </w:tcBorders>
-          </w:tcPr>
-          <w:p>
-            <w:pPr>
-              <w:jc w:val="center"/>
-            </w:pPr>
-            <w:r>
-              <w:rPr>
-                <w:b/>
-                <w:bCs/>
-                <w:sz w:val="18"/>
-                <w:szCs w:val="18"/>
-              </w:rPr>
-              <w:t>Rec.</w:t>
-            </w:r>
-          </w:p>
-        </w:tc>
-        <w:tc>
-          <w:tcPr>
-            <w:tcW w:w="620" w:type="dxa"/>
-            <w:tcBorders>
-              <w:bottom w:val="single" w:sz="6" w:space="0" w:color="000000"/>
-            </w:tcBorders>
-          </w:tcPr>
-          <w:p>
-            <w:pPr>
-              <w:jc w:val="center"/>
-            </w:pPr>
-            <w:r>
-              <w:rPr>
-                <w:b/>
-                <w:bCs/>
-                <w:sz w:val="18"/>
-                <w:szCs w:val="18"/>
-              </w:rPr>
-              <w:t>F1</w:t>
-            </w:r>
-          </w:p>
-        </w:tc>
-        <w:tc>
-          <w:tcPr>
-            <w:tcW w:w="620" w:type="dxa"/>
-            <w:tcBorders>
-              <w:bottom w:val="single" w:sz="6" w:space="0" w:color="000000"/>
-            </w:tcBorders>
-          </w:tcPr>
-          <w:p>
-            <w:pPr>
-              <w:jc w:val="center"/>
-            </w:pPr>
-            <w:r>
-              <w:rPr>
-                <w:b/>
-                <w:bCs/>
-                <w:sz w:val="18"/>
-                <w:szCs w:val="18"/>
-              </w:rPr>
-              <w:t>AUC</w:t>
-            </w:r>
-          </w:p>
-        </w:tc>
-      </w:tr>
-      <w:tr>
-        <w:tblPrEx>
-          <w:tblCellMar>
-            <w:top w:w="0" w:type="dxa"/>
-            <w:bottom w:w="0" w:type="dxa"/>
-          </w:tblCellMar>
-        </w:tblPrEx>
-        <w:trPr>
-          <w:jc w:val="center"/>
-        </w:trPr>
-        <w:tc>
-          <w:tcPr>
-            <w:tcW w:w="1560" w:type="dxa"/>
-          </w:tcPr>
-          <w:p>
-            <w:r>
-              <w:rPr>
-                <w:b/>
-                <w:bCs/>
-                <w:sz w:val="18"/>
-                <w:szCs w:val="18"/>
-              </w:rPr>
-              <w:t>Logistic Regression</w:t>
-            </w:r>
-          </w:p>
-        </w:tc>
-        <w:tc>
-          <w:tcPr>
-            <w:tcW w:w="620" w:type="dxa"/>
-          </w:tcPr>
-          <w:p>
-            <w:pPr>
-              <w:jc w:val="center"/>
-            </w:pPr>
-            <w:r>
-              <w:rPr>
-                <w:sz w:val="18"/>
-                <w:szCs w:val="18"/>
-              </w:rPr>
-              <w:t>0.889</w:t>
-            </w:r>
-          </w:p>
-        </w:tc>
-        <w:tc>
-          <w:tcPr>
-            <w:tcW w:w="620" w:type="dxa"/>
-          </w:tcPr>
-          <w:p>
-            <w:pPr>
-              <w:jc w:val="center"/>
-            </w:pPr>
-            <w:r>
-              <w:rPr>
-                <w:sz w:val="18"/>
-                <w:szCs w:val="18"/>
-              </w:rPr>
-              <w:t>0.846</w:t>
-            </w:r>
-          </w:p>
-        </w:tc>
-        <w:tc>
-          <w:tcPr>
-            <w:tcW w:w="620" w:type="dxa"/>
-          </w:tcPr>
-          <w:p>
-            <w:pPr>
-              <w:jc w:val="center"/>
-            </w:pPr>
-            <w:r>
-              <w:rPr>
-                <w:sz w:val="18"/>
-                <w:szCs w:val="18"/>
-              </w:rPr>
-              <w:t>0.917</w:t>
-            </w:r>
-          </w:p>
-        </w:tc>
-        <w:tc>
-          <w:tcPr>
-            <w:tcW w:w="620" w:type="dxa"/>
-          </w:tcPr>
-          <w:p>
-            <w:pPr>
-              <w:jc w:val="center"/>
-            </w:pPr>
-            <w:r>
-              <w:rPr>
-                <w:sz w:val="18"/>
-                <w:szCs w:val="18"/>
-              </w:rPr>
-              <w:t>0.880</w:t>
-            </w:r>
-          </w:p>
-        </w:tc>
-        <w:tc>
-          <w:tcPr>
-            <w:tcW w:w="620" w:type="dxa"/>
-          </w:tcPr>
-          <w:p>
-            <w:pPr>
-              <w:jc w:val="center"/>
-            </w:pPr>
-            <w:r>
-              <w:rPr>
-                <w:sz w:val="18"/>
-                <w:szCs w:val="18"/>
-              </w:rPr>
-              <w:t>0.918</w:t>
-            </w:r>
-          </w:p>
-        </w:tc>
-      </w:tr>
-      <w:tr>
-        <w:tblPrEx>
-          <w:tblCellMar>
-            <w:top w:w="0" w:type="dxa"/>
-            <w:bottom w:w="0" w:type="dxa"/>
-          </w:tblCellMar>
-        </w:tblPrEx>
-        <w:trPr>
-          <w:jc w:val="center"/>
-        </w:trPr>
-        <w:tc>
-          <w:tcPr>
-            <w:tcW w:w="1560" w:type="dxa"/>
-          </w:tcPr>
-          <w:p>
-            <w:r>
-              <w:rPr>
-                <w:sz w:val="18"/>
-                <w:szCs w:val="18"/>
-              </w:rPr>
-              <w:t>SVM (RBF)</w:t>
-            </w:r>
-          </w:p>
-        </w:tc>
-        <w:tc>
-          <w:tcPr>
-            <w:tcW w:w="620" w:type="dxa"/>
-          </w:tcPr>
-          <w:p>
-            <w:pPr>
-              <w:jc w:val="center"/>
-            </w:pPr>
-            <w:r>
-              <w:rPr>
-                <w:sz w:val="18"/>
-                <w:szCs w:val="18"/>
-              </w:rPr>
-              <w:t>0.870</w:t>
-            </w:r>
-          </w:p>
-        </w:tc>
-        <w:tc>
-          <w:tcPr>
-            <w:tcW w:w="620" w:type="dxa"/>
-          </w:tcPr>
-          <w:p>
-            <w:pPr>
-              <w:jc w:val="center"/>
-            </w:pPr>
-            <w:r>
-              <w:rPr>
-                <w:sz w:val="18"/>
-                <w:szCs w:val="18"/>
-              </w:rPr>
-              <w:t>0.840</w:t>
-            </w:r>
-          </w:p>
-        </w:tc>
-        <w:tc>
-          <w:tcPr>
-            <w:tcW w:w="620" w:type="dxa"/>
-          </w:tcPr>
-          <w:p>
-            <w:pPr>
-              <w:jc w:val="center"/>
-            </w:pPr>
-            <w:r>
-              <w:rPr>
-                <w:sz w:val="18"/>
-                <w:szCs w:val="18"/>
-              </w:rPr>
-              <w:t>0.875</w:t>
-            </w:r>
-          </w:p>
-        </w:tc>
-        <w:tc>
-          <w:tcPr>
-            <w:tcW w:w="620" w:type="dxa"/>
-          </w:tcPr>
-          <w:p>
-            <w:pPr>
-              <w:jc w:val="center"/>
-            </w:pPr>
-            <w:r>
-              <w:rPr>
-                <w:sz w:val="18"/>
-                <w:szCs w:val="18"/>
-              </w:rPr>
-              <w:t>0.857</w:t>
-            </w:r>
-          </w:p>
-        </w:tc>
-        <w:tc>
-          <w:tcPr>
-            <w:tcW w:w="620" w:type="dxa"/>
-          </w:tcPr>
-          <w:p>
-            <w:pPr>
-              <w:jc w:val="center"/>
-            </w:pPr>
-            <w:r>
-              <w:rPr>
-                <w:sz w:val="18"/>
-                <w:szCs w:val="18"/>
-              </w:rPr>
-              <w:t>0.893</w:t>
-            </w:r>
-          </w:p>
-        </w:tc>
-      </w:tr>
-      <w:tr>
-        <w:tblPrEx>
-          <w:tblCellMar>
-            <w:top w:w="0" w:type="dxa"/>
-            <w:bottom w:w="0" w:type="dxa"/>
-          </w:tblCellMar>
-        </w:tblPrEx>
-        <w:trPr>
-          <w:jc w:val="center"/>
-        </w:trPr>
-        <w:tc>
-          <w:tcPr>
-            <w:tcW w:w="1560" w:type="dxa"/>
-          </w:tcPr>
-          <w:p>
-            <w:r>
-              <w:rPr>
-                <w:sz w:val="18"/>
-                <w:szCs w:val="18"/>
-              </w:rPr>
-              <w:t>k-NN (k = 9)</w:t>
-            </w:r>
-          </w:p>
-        </w:tc>
-        <w:tc>
-          <w:tcPr>
-            <w:tcW w:w="620" w:type="dxa"/>
-          </w:tcPr>
-          <w:p>
-            <w:pPr>
-              <w:jc w:val="center"/>
-            </w:pPr>
-            <w:r>
-              <w:rPr>
-                <w:sz w:val="18"/>
-                <w:szCs w:val="18"/>
-              </w:rPr>
-              <w:t>0.852</w:t>
-            </w:r>
-          </w:p>
-        </w:tc>
-        <w:tc>
-          <w:tcPr>
-            <w:tcW w:w="620" w:type="dxa"/>
-          </w:tcPr>
-          <w:p>
-            <w:pPr>
-              <w:jc w:val="center"/>
-            </w:pPr>
-            <w:r>
-              <w:rPr>
-                <w:sz w:val="18"/>
-                <w:szCs w:val="18"/>
-              </w:rPr>
-              <w:t>0.808</w:t>
-            </w:r>
-          </w:p>
-        </w:tc>
-        <w:tc>
-          <w:tcPr>
-            <w:tcW w:w="620" w:type="dxa"/>
-          </w:tcPr>
-          <w:p>
-            <w:pPr>
-              <w:jc w:val="center"/>
-            </w:pPr>
-            <w:r>
-              <w:rPr>
-                <w:sz w:val="18"/>
-                <w:szCs w:val="18"/>
-              </w:rPr>
-              <w:t>0.875</w:t>
-            </w:r>
-          </w:p>
-        </w:tc>
-        <w:tc>
-          <w:tcPr>
-            <w:tcW w:w="620" w:type="dxa"/>
-          </w:tcPr>
-          <w:p>
-            <w:pPr>
-              <w:jc w:val="center"/>
-            </w:pPr>
-            <w:r>
-              <w:rPr>
-                <w:sz w:val="18"/>
-                <w:szCs w:val="18"/>
-              </w:rPr>
-              <w:t>0.840</w:t>
-            </w:r>
-          </w:p>
-        </w:tc>
-        <w:tc>
-          <w:tcPr>
-            <w:tcW w:w="620" w:type="dxa"/>
-          </w:tcPr>
-          <w:p>
-            <w:pPr>
-              <w:jc w:val="center"/>
-            </w:pPr>
-            <w:r>
-              <w:rPr>
-                <w:sz w:val="18"/>
-                <w:szCs w:val="18"/>
-              </w:rPr>
-              <w:t>0.897</w:t>
-            </w:r>
-          </w:p>
-        </w:tc>
-      </w:tr>
-      <w:tr>
-        <w:tblPrEx>
-          <w:tblCellMar>
-            <w:top w:w="0" w:type="dxa"/>
-            <w:bottom w:w="0" w:type="dxa"/>
-          </w:tblCellMar>
-        </w:tblPrEx>
-        <w:trPr>
-          <w:jc w:val="center"/>
-        </w:trPr>
-        <w:tc>
-          <w:tcPr>
-            <w:tcW w:w="1560" w:type="dxa"/>
-          </w:tcPr>
-          <w:p>
-            <w:r>
-              <w:rPr>
-                <w:sz w:val="18"/>
-                <w:szCs w:val="18"/>
-              </w:rPr>
-              <w:t>ANN (MLP)</w:t>
-            </w:r>
-          </w:p>
-        </w:tc>
-        <w:tc>
-          <w:tcPr>
-            <w:tcW w:w="620" w:type="dxa"/>
-          </w:tcPr>
-          <w:p>
-            <w:pPr>
-              <w:jc w:val="center"/>
-            </w:pPr>
-            <w:r>
-              <w:rPr>
-                <w:sz w:val="18"/>
-                <w:szCs w:val="18"/>
-              </w:rPr>
-              <w:t>0.833</w:t>
-            </w:r>
-          </w:p>
-        </w:tc>
-        <w:tc>
-          <w:tcPr>
-            <w:tcW w:w="620" w:type="dxa"/>
-          </w:tcPr>
-          <w:p>
-            <w:pPr>
-              <w:jc w:val="center"/>
-            </w:pPr>
-            <w:r>
-              <w:rPr>
-                <w:sz w:val="18"/>
-                <w:szCs w:val="18"/>
-              </w:rPr>
-              <w:t>0.800</w:t>
-            </w:r>
-          </w:p>
-        </w:tc>
-        <w:tc>
-          <w:tcPr>
-            <w:tcW w:w="620" w:type="dxa"/>
-          </w:tcPr>
-          <w:p>
-            <w:pPr>
-              <w:jc w:val="center"/>
-            </w:pPr>
-            <w:r>
-              <w:rPr>
-                <w:sz w:val="18"/>
-                <w:szCs w:val="18"/>
-              </w:rPr>
-              <w:t>0.833</w:t>
-            </w:r>
-          </w:p>
-        </w:tc>
-        <w:tc>
-          <w:tcPr>
-            <w:tcW w:w="620" w:type="dxa"/>
-          </w:tcPr>
-          <w:p>
-            <w:pPr>
-              <w:jc w:val="center"/>
-            </w:pPr>
-            <w:r>
-              <w:rPr>
-                <w:sz w:val="18"/>
-                <w:szCs w:val="18"/>
-              </w:rPr>
-              <w:t>0.816</w:t>
-            </w:r>
-          </w:p>
-        </w:tc>
-        <w:tc>
-          <w:tcPr>
-            <w:tcW w:w="620" w:type="dxa"/>
-          </w:tcPr>
-          <w:p>
-            <w:pPr>
-              <w:jc w:val="center"/>
-            </w:pPr>
-            <w:r>
-              <w:rPr>
-                <w:sz w:val="18"/>
-                <w:szCs w:val="18"/>
-              </w:rPr>
-              <w:t>0.846</w:t>
-            </w:r>
-          </w:p>
-        </w:tc>
-      </w:tr>
-      <w:tr>
-        <w:tblPrEx>
-          <w:tblCellMar>
-            <w:top w:w="0" w:type="dxa"/>
-            <w:bottom w:w="0" w:type="dxa"/>
-          </w:tblCellMar>
-        </w:tblPrEx>
-        <w:trPr>
-          <w:jc w:val="center"/>
-        </w:trPr>
-        <w:tc>
-          <w:tcPr>
-            <w:tcW w:w="1560" w:type="dxa"/>
-          </w:tcPr>
-          <w:p>
-            <w:r>
-              <w:rPr>
-                <w:sz w:val="18"/>
-                <w:szCs w:val="18"/>
-              </w:rPr>
-              <w:t>Random Forest</w:t>
-            </w:r>
-          </w:p>
-        </w:tc>
-        <w:tc>
-          <w:tcPr>
-            <w:tcW w:w="620" w:type="dxa"/>
-          </w:tcPr>
-          <w:p>
-            <w:pPr>
-              <w:jc w:val="center"/>
-            </w:pPr>
-            <w:r>
-              <w:rPr>
-                <w:sz w:val="18"/>
-                <w:szCs w:val="18"/>
-              </w:rPr>
-              <w:t>0.815</w:t>
-            </w:r>
-          </w:p>
-        </w:tc>
-        <w:tc>
-          <w:tcPr>
-            <w:tcW w:w="620" w:type="dxa"/>
-          </w:tcPr>
-          <w:p>
-            <w:pPr>
-              <w:jc w:val="center"/>
-            </w:pPr>
-            <w:r>
-              <w:rPr>
-                <w:sz w:val="18"/>
-                <w:szCs w:val="18"/>
-              </w:rPr>
-              <w:t>0.769</w:t>
-            </w:r>
-          </w:p>
-        </w:tc>
-        <w:tc>
-          <w:tcPr>
-            <w:tcW w:w="620" w:type="dxa"/>
-          </w:tcPr>
-          <w:p>
-            <w:pPr>
-              <w:jc w:val="center"/>
-            </w:pPr>
-            <w:r>
-              <w:rPr>
-                <w:sz w:val="18"/>
-                <w:szCs w:val="18"/>
-              </w:rPr>
-              <w:t>0.833</w:t>
-            </w:r>
-          </w:p>
-        </w:tc>
-        <w:tc>
-          <w:tcPr>
-            <w:tcW w:w="620" w:type="dxa"/>
-          </w:tcPr>
-          <w:p>
-            <w:pPr>
-              <w:jc w:val="center"/>
-            </w:pPr>
-            <w:r>
-              <w:rPr>
-                <w:sz w:val="18"/>
-                <w:szCs w:val="18"/>
-              </w:rPr>
-              <w:t>0.800</w:t>
-            </w:r>
-          </w:p>
-        </w:tc>
-        <w:tc>
-          <w:tcPr>
-            <w:tcW w:w="620" w:type="dxa"/>
-          </w:tcPr>
-          <w:p>
-            <w:pPr>
-              <w:jc w:val="center"/>
-            </w:pPr>
-            <w:r>
-              <w:rPr>
-                <w:sz w:val="18"/>
-                <w:szCs w:val="18"/>
-              </w:rPr>
-              <w:t>0.892</w:t>
-            </w:r>
-          </w:p>
-        </w:tc>
-      </w:tr>
-      <w:tr>
-        <w:tblPrEx>
-          <w:tblCellMar>
-            <w:top w:w="0" w:type="dxa"/>
-            <w:bottom w:w="0" w:type="dxa"/>
-          </w:tblCellMar>
-        </w:tblPrEx>
-        <w:trPr>
-          <w:jc w:val="center"/>
-        </w:trPr>
-        <w:tc>
-          <w:tcPr>
-            <w:tcW w:w="1560" w:type="dxa"/>
-          </w:tcPr>
-          <w:p>
-            <w:proofErr w:type="spellStart"/>
-            <w:r>
-              <w:rPr>
-                <w:sz w:val="18"/>
-                <w:szCs w:val="18"/>
-              </w:rPr>
-              <w:t>XGBoost</w:t>
-            </w:r>
-            <w:proofErr w:type="spellEnd"/>
-          </w:p>
-        </w:tc>
-        <w:tc>
-          <w:tcPr>
-            <w:tcW w:w="620" w:type="dxa"/>
-          </w:tcPr>
-          <w:p>
-            <w:pPr>
-              <w:jc w:val="center"/>
-            </w:pPr>
-            <w:r>
-              <w:rPr>
-                <w:sz w:val="18"/>
-                <w:szCs w:val="18"/>
-              </w:rPr>
-              <w:t>0.815</w:t>
-            </w:r>
-          </w:p>
-        </w:tc>
-        <w:tc>
-          <w:tcPr>
-            <w:tcW w:w="620" w:type="dxa"/>
-          </w:tcPr>
-          <w:p>
-            <w:pPr>
-              <w:jc w:val="center"/>
-            </w:pPr>
-            <w:r>
-              <w:rPr>
-                <w:sz w:val="18"/>
-                <w:szCs w:val="18"/>
-              </w:rPr>
-              <w:t>0.769</w:t>
-            </w:r>
-          </w:p>
-        </w:tc>
-        <w:tc>
-          <w:tcPr>
-            <w:tcW w:w="620" w:type="dxa"/>
-          </w:tcPr>
-          <w:p>
-            <w:pPr>
-              <w:jc w:val="center"/>
-            </w:pPr>
-            <w:r>
-              <w:rPr>
-                <w:sz w:val="18"/>
-                <w:szCs w:val="18"/>
-              </w:rPr>
-              <w:t>0.833</w:t>
-            </w:r>
-          </w:p>
-        </w:tc>
-        <w:tc>
-          <w:tcPr>
-            <w:tcW w:w="620" w:type="dxa"/>
-          </w:tcPr>
-          <w:p>
-            <w:pPr>
-              <w:jc w:val="center"/>
-            </w:pPr>
-            <w:r>
-              <w:rPr>
-                <w:sz w:val="18"/>
-                <w:szCs w:val="18"/>
-              </w:rPr>
-              <w:t>0.800</w:t>
-            </w:r>
-          </w:p>
-        </w:tc>
-        <w:tc>
-          <w:tcPr>
-            <w:tcW w:w="620" w:type="dxa"/>
-          </w:tcPr>
-          <w:p>
-            <w:pPr>
-              <w:jc w:val="center"/>
-            </w:pPr>
-            <w:r>
-              <w:rPr>
-                <w:sz w:val="18"/>
-                <w:szCs w:val="18"/>
-              </w:rPr>
-              <w:t>0.861</w:t>
-            </w:r>
-          </w:p>
-        </w:tc>
-      </w:tr>
-    </w:tbl>
-    <w:p>
-      <w:pPr>
-        <w:spacing w:after="80"/>
+      </w:pPr>
+      <w:r>
+        <w:drawing>
+          <wp:inline distT="0" distB="0" distL="0" distR="0" wp14:anchorId="01BD7139" wp14:editId="0CF65472">
+            <wp:extent cx="2971800" cy="1300480"/>
+            <wp:effectExtent l="0" t="0" r="0" b="0"/>
+            <wp:docPr id="940123022" name="Picture 1"/>
+            <wp:cNvGraphicFramePr>
+              <a:graphicFrameLocks xmlns:a="http://schemas.openxmlformats.org/drawingml/2006/main" noChangeAspect="1"/>
+            </wp:cNvGraphicFramePr>
+            <a:graphic xmlns:a="http://schemas.openxmlformats.org/drawingml/2006/main">
+              <a:graphicData uri="http://schemas.openxmlformats.org/drawingml/2006/picture">
+                <pic:pic xmlns:pic="http://schemas.openxmlformats.org/drawingml/2006/picture">
+                  <pic:nvPicPr>
+                    <pic:cNvPr id="940123022" name=""/>
+                    <pic:cNvPicPr/>
+                  </pic:nvPicPr>
+                  <pic:blipFill>
+                    <a:blip r:embed="rId9"/>
+                    <a:stretch>
+                      <a:fillRect/>
+                    </a:stretch>
+                  </pic:blipFill>
+                  <pic:spPr>
+                    <a:xfrm>
+                      <a:off x="0" y="0"/>
+                      <a:ext cx="2971800" cy="1300480"/>
+                    </a:xfrm>
+                    <a:prstGeom prst="rect">
+                      <a:avLst/>
+                    </a:prstGeom>
+                  </pic:spPr>
+                </pic:pic>
+              </a:graphicData>
+            </a:graphic>
+          </wp:inline>
+        </w:drawing>
+      </w:r>
+    </w:p>
+    <w:p>
+      <w:pPr>
+        <w:spacing w:before="160" w:after="80"/>
+        <w:jc w:val="center"/>
       </w:pPr>
     </w:p>
     <w:p>
@@ -1572,6 +1040,7 @@
         <w:rPr>
           <w:b/>
           <w:bCs/>
+          <w:noProof/>
           <w:color w:val="888888"/>
         </w:rPr>
         <w:drawing>
@@ -1590,7 +1059,7 @@
                     <pic:cNvPicPr/>
                   </pic:nvPicPr>
                   <pic:blipFill>
-                    <a:blip r:embed="rId6"/>
+                    <a:blip r:embed="rId10"/>
                     <a:stretch>
                       <a:fillRect/>
                     </a:stretch>
@@ -1615,7 +1084,37 @@
           <w:sz w:val="18"/>
           <w:szCs w:val="18"/>
         </w:rPr>
-        <w:t>Fig. 2.  ROC curves on the held-out test set. Logistic Regression attains the highest AUC (0.918).</w:t>
+        <w:t>Fig.</w:t>
+      </w:r>
+      <w:r>
+        <w:rPr>
+          <w:sz w:val="18"/>
+          <w:szCs w:val="18"/>
+        </w:rPr>
+        <w:t xml:space="preserve"> </w:t>
+      </w:r>
+      <w:proofErr w:type="gramStart"/>
+      <w:r>
+        <w:rPr>
+          <w:sz w:val="18"/>
+          <w:szCs w:val="18"/>
+        </w:rPr>
+        <w:t>5</w:t>
+      </w:r>
+      <w:r>
+        <w:rPr>
+          <w:sz w:val="18"/>
+          <w:szCs w:val="18"/>
+        </w:rPr>
+        <w:t xml:space="preserve"> .</w:t>
+      </w:r>
+      <w:proofErr w:type="gramEnd"/>
+      <w:r>
+        <w:rPr>
+          <w:sz w:val="18"/>
+          <w:szCs w:val="18"/>
+        </w:rPr>
+        <w:t xml:space="preserve">  ROC curves on the held-out test set. Logistic Regression attains the highest AUC (0.918).</w:t>
       </w:r>
     </w:p>
     <w:p>
@@ -1683,10 +1182,7 @@
         <w:t xml:space="preserve"> as </w:t>
       </w:r>
       <w:r>
-        <w:t xml:space="preserve">the test set contains 54 patients, so the gap between the best and worst model corresponds to roughly three patients. Confirming </w:t>
-      </w:r>
-      <w:r>
-        <w:t>the ranking with cross-validation is the first item of remaining work.</w:t>
+        <w:t>the test set contains 54 patients, so the gap between the best and worst model corresponds to roughly three patients. Confirming the ranking with cross-validation is the first item of remaining work.</w:t>
       </w:r>
     </w:p>
     <w:p>
@@ -1698,6 +1194,7 @@
         <w:rPr>
           <w:b/>
           <w:bCs/>
+          <w:noProof/>
           <w:color w:val="888888"/>
         </w:rPr>
         <w:drawing>
@@ -1716,7 +1213,7 @@
                     <pic:cNvPicPr/>
                   </pic:nvPicPr>
                   <pic:blipFill>
-                    <a:blip r:embed="rId7"/>
+                    <a:blip r:embed="rId11"/>
                     <a:stretch>
                       <a:fillRect/>
                     </a:stretch>
@@ -1741,7 +1238,21 @@
           <w:sz w:val="18"/>
           <w:szCs w:val="18"/>
         </w:rPr>
-        <w:t>Fig. 3.  Random Forest feature importances. Thallium result, chest pain type, maximum heart rate, and fluoroscopy vessel count dominate, agreeing with the correlation analysis.</w:t>
+        <w:t xml:space="preserve">Fig. </w:t>
+      </w:r>
+      <w:r>
+        <w:rPr>
+          <w:sz w:val="18"/>
+          <w:szCs w:val="18"/>
+        </w:rPr>
+        <w:t>6</w:t>
+      </w:r>
+      <w:r>
+        <w:rPr>
+          <w:sz w:val="18"/>
+          <w:szCs w:val="18"/>
+        </w:rPr>
+        <w:t>.  Random Forest feature importances. Thallium result, chest pain type, maximum heart rate, and fluoroscopy vessel count dominate, agreeing with the correlation analysis.</w:t>
       </w:r>
     </w:p>
     <w:p>
@@ -1781,6 +1292,7 @@
         <w:jc w:val="both"/>
       </w:pPr>
       <w:r>
+        <w:lastRenderedPageBreak/>
         <w:t xml:space="preserve">July </w:t>
       </w:r>
       <w:r>
@@ -2740,6 +2252,7 @@
   <w:style w:type="character" w:default="1" w:styleId="DefaultParagraphFont">
     <w:name w:val="Default Paragraph Font"/>
     <w:uiPriority w:val="1"/>
+    <w:semiHidden/>
     <w:unhideWhenUsed/>
   </w:style>
   <w:style w:type="table" w:default="1" w:styleId="TableNormal">
